--- a/docs/Phase-2 BE.docx
+++ b/docs/Phase-2 BE.docx
@@ -1806,15 +1806,7 @@
           </w:tcPr>
           <w:p>
             <w:r>
-              <w:rPr>
-                <w:rFonts w:ascii="Arial" w:cs="Arial" w:eastAsia="Arial" w:hAnsi="Arial"/>
-                <w:b/>
-                <w:bCs/>
-                <w:color w:val="B45309"/>
-                <w:sz w:val="19"/>
-                <w:szCs w:val="19"/>
-              </w:rPr>
-              <w:t xml:space="preserve">Pending</w:t>
+              <w:t>Done</w:t>
             </w:r>
           </w:p>
         </w:tc>
@@ -1869,15 +1861,17 @@
           </w:tcPr>
           <w:p>
             <w:r>
-              <w:rPr>
-                <w:rFonts w:ascii="Arial" w:cs="Arial" w:eastAsia="Arial" w:hAnsi="Arial"/>
-                <w:i/>
-                <w:iCs/>
-                <w:color w:val="9AA3AD"/>
-                <w:sz w:val="19"/>
-                <w:szCs w:val="19"/>
-              </w:rPr>
-              <w:t xml:space="preserve">— to be filled —</w:t>
+              <w:t>3-layer hybrid (mirrors Fare Advisor): L1 rules -&gt; L2 XGBoost -&gt; L3 Gemini. One endpoint GET /api/v1/ai/waitlist/prediction/{pnr} -&gt; confirmation_probability + bucket (HIGH/MEDIUM/LOW) + action + reason + signals.</w:t>
+            </w:r>
+          </w:p>
+          <w:p>
+            <w:r>
+              <w:t>L1 rules: clearable-depth vs WL position, WL-type multiplier (GNWL/TQWL/RLWL/PQWL), route cancel-rate. L2 XGBoost trained on ~30k seeded WL journeys, gate PASS (precision 0.95 / recall 0.94). L3 Gemini reason on ?explain (best-effort, templated fallback). LOW bucket -&gt; alternative-train suggestions (reuses Phase-1 search).</w:t>
+            </w:r>
+          </w:p>
+          <w:p>
+            <w:r>
+              <w:t>Ownership-checked (user's own PNR); every risky step degrades to a safe pessimistic default, so the endpoint never blocks.</w:t>
             </w:r>
           </w:p>
         </w:tc>
@@ -1993,15 +1987,7 @@
           </w:tcPr>
           <w:p>
             <w:r>
-              <w:rPr>
-                <w:rFonts w:ascii="Arial" w:cs="Arial" w:eastAsia="Arial" w:hAnsi="Arial"/>
-                <w:b/>
-                <w:bCs/>
-                <w:color w:val="B45309"/>
-                <w:sz w:val="19"/>
-                <w:szCs w:val="19"/>
-              </w:rPr>
-              <w:t xml:space="preserve">Pending</w:t>
+              <w:t>Done</w:t>
             </w:r>
           </w:p>
         </w:tc>
@@ -2056,15 +2042,7 @@
           </w:tcPr>
           <w:p>
             <w:r>
-              <w:rPr>
-                <w:rFonts w:ascii="Arial" w:cs="Arial" w:eastAsia="Arial" w:hAnsi="Arial"/>
-                <w:i/>
-                <w:iCs/>
-                <w:color w:val="9AA3AD"/>
-                <w:sz w:val="19"/>
-                <w:szCs w:val="19"/>
-              </w:rPr>
-              <w:t xml:space="preserve">— to be filled —</w:t>
+              <w:t>Agent retries failed bookings with timing awareness. POST /api/v1/bookings/{booking_id}/retry queues a retry (booking_retry_requests table); GET /{booking_id}/retry-status polls it. Celery task task_auto_retry_booking decides an action per attempt (retry_immediate vs retry_scheduled with a countdown) and re-attempts the booking. Best-effort: failures are logged and the original booking is left untouched.</w:t>
             </w:r>
           </w:p>
         </w:tc>
@@ -2554,15 +2532,7 @@
           </w:tcPr>
           <w:p>
             <w:r>
-              <w:rPr>
-                <w:rFonts w:ascii="Arial" w:cs="Arial" w:eastAsia="Arial" w:hAnsi="Arial"/>
-                <w:b/>
-                <w:bCs/>
-                <w:color w:val="B45309"/>
-                <w:sz w:val="19"/>
-                <w:szCs w:val="19"/>
-              </w:rPr>
-              <w:t xml:space="preserve">Pending</w:t>
+              <w:t>Done</w:t>
             </w:r>
           </w:p>
         </w:tc>
@@ -2617,15 +2587,37 @@
           </w:tcPr>
           <w:p>
             <w:r>
-              <w:rPr>
-                <w:rFonts w:ascii="Arial" w:cs="Arial" w:eastAsia="Arial" w:hAnsi="Arial"/>
-                <w:i/>
-                <w:iCs/>
-                <w:color w:val="9AA3AD"/>
-                <w:sz w:val="19"/>
-                <w:szCs w:val="19"/>
-              </w:rPr>
-              <w:t xml:space="preserve">— to be filled —</w:t>
+              <w:t>Composition feature — genuinely new ML is ~zero (by design). One endpoint GET /api/v1/ai/cancellation/advisor/{pnr}?explain= glues three pieces: a new deterministic RefundCalculator, #03's waitlist prediction (reused as-is), and the #02/#03 advisory pattern (recommendation + action + reason + signals + L3 LLM line). Ownership-checked, rate-limited 10/min, always 200 for an owned PNR.</w:t>
+            </w:r>
+          </w:p>
+          <w:p>
+            <w:r>
+              <w:t>Two halves kept deliberately separate (the #02 lesson re-applied). Refund amount is CALCULATED, never predicted: app/core/refund_calculator.py (mirrors FareCalculator; also covers the Phase-1 'refund engine' backlog item). IRCTC 2015 slabs: CNF flat charge (&gt;48h, per class Rs 240/200/180/120/60) -&gt; 25% (48-12h, min flat) -&gt; 50% (12-4h, min flat) -&gt; zero (&lt;4h / chart prepared); RAC/WL flat Rs 60 clerkage till 30 min before departure; confirmed Tatkal/PT non-refundable. Per-passenger computation on BookingPassengers.fare; the per-booking IRCTC service charge stays non-refundable.</w:t>
+            </w:r>
+          </w:p>
+          <w:p>
+            <w:r>
+              <w:t>WL branch = #03 wrapper. WaitlistPredictionService.predict() reused wholesale (model/rules routing, alternatives on LOW — all free). Bucket -&gt; recommendation: HIGH -&gt; HOLD, MEDIUM -&gt; MONITOR, LOW -&gt; CANCEL_NOW. Money barely matters here (clerkage is flat until 30 min before), so the advice is driven by P(confirm). Safety: a degraded/absent probability NEVER yields CANCEL_NOW — falls to MONITOR, so a prediction failure can't push a user into cancelling.</w:t>
+            </w:r>
+          </w:p>
+          <w:p>
+            <w:r>
+              <w:t>CNF branch = timing advisor, not a cancel/hold verdict (we don't know the user's plans). Builds a refund LADDER — each remaining deduction window with its cancel-by deadline and shrinking refund — and recommends CANCEL_EARLY with the exact drop ('before 25 Jul 15:35 -&gt; Rs 2624; after -&gt; Rs 2103'). Deadline = end of the LAST window still paying the current amount (adjacent windows can pay the same when the 25% slab floors at the flat charge). Refund already zero (Tatkal / &lt;4h) -&gt; HOLD ('nothing to gain by cancelling'). RAC -&gt; HOLD (travel assured, flat clerkage, nothing to time).</w:t>
+            </w:r>
+          </w:p>
+          <w:p>
+            <w:r>
+              <w:t>Same guardrails as the advisor family. Advisor toggle key 'cancellation' — OFF still returns the refund math (deterministic, always safe) and withholds only the advice; FORCE_RULES cascades into the embedded WL prediction. L3 reason on ?explain via Replicate (strict use-only-given-numbers guard; CANCEL_EARLY directive explicitly forbids telling the user to cancel); any LLM failure falls back to the templated reason. Telemetry: only the WL branch logs to ai_prediction_logs (a CNF ladder is arithmetic, not a prediction — keeps AI-health hit/miss clean). Admin AI Control card added; model availability mirrors the waitlist probe.</w:t>
+            </w:r>
+          </w:p>
+          <w:p>
+            <w:r>
+              <w:t>Verified live on the local DB across all branches (WL HIGH via MODEL, CNF ladder near+far, RAC, already-cancelled, departed, unpaid, advisor OFF, ownership 404). Two fixes en route: (1) #03's model path skipped the MIN/MAX_PROB clamp and showed a flat '100% chance' — clamped to 0.02-0.95 at the source; (2) seeded CONFIRMED bookings have no BookingPassengers rows — refund degrades to one pseudo-passenger carrying total_fare so the advisor still works on legacy data.</w:t>
+            </w:r>
+          </w:p>
+          <w:p>
+            <w:r>
+              <w:t>Shipped alongside (found testing the flow): /bookings/ list search. FE's search box only filtered the current page and the backend had no search param — added ?search= (PNR / train number / train name, ILIKE, composes with the UPCOMING/COMPLETED/CANCELLED filter, pagination meta shrinks correctly). Pending follow-ups: wire RefundCalculator into the real cancel/chart-prep refund rows (Refunds insert is still mock), integration test, FE screen (docs/cancellation-advisor-frontend.md is ready).</w:t>
             </w:r>
           </w:p>
         </w:tc>
@@ -2928,15 +2920,7 @@
           </w:tcPr>
           <w:p>
             <w:r>
-              <w:rPr>
-                <w:rFonts w:ascii="Arial" w:cs="Arial" w:eastAsia="Arial" w:hAnsi="Arial"/>
-                <w:b/>
-                <w:bCs/>
-                <w:color w:val="B45309"/>
-                <w:sz w:val="19"/>
-                <w:szCs w:val="19"/>
-              </w:rPr>
-              <w:t xml:space="preserve">Pending</w:t>
+              <w:t>Done</w:t>
             </w:r>
           </w:p>
         </w:tc>
@@ -2991,15 +2975,7 @@
           </w:tcPr>
           <w:p>
             <w:r>
-              <w:rPr>
-                <w:rFonts w:ascii="Arial" w:cs="Arial" w:eastAsia="Arial" w:hAnsi="Arial"/>
-                <w:i/>
-                <w:iCs/>
-                <w:color w:val="9AA3AD"/>
-                <w:sz w:val="19"/>
-                <w:szCs w:val="19"/>
-              </w:rPr>
-              <w:t xml:space="preserve">— to be filled —</w:t>
+              <w:t>GET /api/v1/ai/nlp/search - free-text query ("Delhi to Mumbai tomorrow AC") is parsed by an LLM into a structured train search (source / destination / date / class / quota), which then reuses the Phase-1 /train/search path. LLM text via Replicate (gpt-5-nano) / Gemini, with a safe fallback when parsing fails.</w:t>
             </w:r>
           </w:p>
         </w:tc>
@@ -4604,6 +4580,118 @@
         </w:tc>
       </w:tr>
     </w:tbl>
+    <w:p>
+      <w:r>
+        <w:rPr>
+          <w:b/>
+          <w:sz w:val="32"/>
+        </w:rPr>
+        <w:t>Admin Panel — AI Control &amp; Config</w:t>
+      </w:r>
+    </w:p>
+    <w:p>
+      <w:r>
+        <w:t>Admin/ops control plane over the Phase-2 AI features + platform config. Built and verified live (rolled-back e2e) on the local DB; migration head b8d0f2c4e6a9. Every action is audited (admin_audit_logs); RBAC = AGENT read / ADMIN act + 2FA. Rollout to VM/prod is pending.</w:t>
+      </w:r>
+    </w:p>
+    <w:p>
+      <w:r>
+        <w:rPr>
+          <w:b/>
+          <w:sz w:val="26"/>
+        </w:rPr>
+        <w:t>Built (verified)</w:t>
+      </w:r>
+    </w:p>
+    <w:p>
+      <w:r>
+        <w:t>•  Auth: password login + TOTP 2FA, /me, logout, and login/logout/failed-attempt audit.</w:t>
+      </w:r>
+    </w:p>
+    <w:p>
+      <w:r>
+        <w:t>•  Operations: Audit / Error / Email / Job logs, Overview metrics, Waitlist &amp; Inventory.</w:t>
+      </w:r>
+    </w:p>
+    <w:p>
+      <w:r>
+        <w:t>•  Master Data: Trains / Routes / Stations CRUD.</w:t>
+      </w:r>
+    </w:p>
+    <w:p>
+      <w:r>
+        <w:t>•  Config: Fare Rules, Holiday Calendar, Rate Limits, Quota Allocation, Notification Templates.</w:t>
+      </w:r>
+    </w:p>
+    <w:p>
+      <w:r>
+        <w:t>•  AI Control: Advisor Toggles, Model Versions, Retrain, Prediction Logs, LLM Usage.</w:t>
+      </w:r>
+    </w:p>
+    <w:p>
+      <w:r>
+        <w:rPr>
+          <w:b/>
+          <w:sz w:val="26"/>
+        </w:rPr>
+        <w:t>Backlog / deferred follow-ups</w:t>
+      </w:r>
+    </w:p>
+    <w:p>
+      <w:r>
+        <w:t>•  AI Health screen - now UNBLOCKED (Prediction Logs + LLM Usage telemetry exist); build the /admin/metrics/ai-health aggregation. [High]</w:t>
+      </w:r>
+    </w:p>
+    <w:p>
+      <w:r>
+        <w:t>•  Safe Seeding screen - not built (needs a mockup + scope).</w:t>
+      </w:r>
+    </w:p>
+    <w:p>
+      <w:r>
+        <w:t>•  Prediction reconciler - fill actual/hit-miss on prediction logs (celery-beat; per-advisor ground truth: WL final status, autofill vs booking, fare sell-out). [High]</w:t>
+      </w:r>
+    </w:p>
+    <w:p>
+      <w:r>
+        <w:t>•  Retrain real training executor - decoupled runner (refactor scripts/phase-2 trainers into candidate-producing callables on a dedicated queue) that fills a candidate via register_result(). [ML-ops]</w:t>
+      </w:r>
+    </w:p>
+    <w:p>
+      <w:r>
+        <w:t>•  Model Versions version-aware serving loader - so activating a different ML artifact serves live (today 1 artifact/advisor; RM-ADMIN-MDL-003 guards). [Phase-3]</w:t>
+      </w:r>
+    </w:p>
+    <w:p>
+      <w:r>
+        <w:t>•  Notification Templates send-path wiring - prefer a live DB template, fallback to the HTML file. otp_verify = clean pilot; booking_confirmed = lossy as plain body (Python passenger table + PDF); NO SMS sender exists; waitlist_update/refund_processed have no senders; {{ key }} (files) vs {{key}} (editor) convention mismatch.</w:t>
+      </w:r>
+    </w:p>
+    <w:p>
+      <w:r>
+        <w:t>•  Quota Allocation -&gt; seat-inventory generator (splits unused today; TATKAL_SEAT_ALLOCATION_PERCENT unused).</w:t>
+      </w:r>
+    </w:p>
+    <w:p>
+      <w:r>
+        <w:t>•  Holiday Calendar demand-tier -&gt; feed into Fare/Waitlist advisor predictions (today display-only).</w:t>
+      </w:r>
+    </w:p>
+    <w:p>
+      <w:r>
+        <w:t>•  Fare Rules - daily celery-beat to auto-activate SCHEDULED versions on their effective date.</w:t>
+      </w:r>
+    </w:p>
+    <w:p>
+      <w:r>
+        <w:t>•  Rate Limits - after a full Redis flush, configs fall back to hardcoded until re-warm (optional startup warm-up / version-stamp). [Low]</w:t>
+      </w:r>
+    </w:p>
+    <w:p>
+      <w:r>
+        <w:t>•  Ops: commit the FE docs (docs/admin-*-frontend.md keep getting wiped on branch switch); roll all admin migrations + seeds to the VM; reserve a static external IP for the VM.</w:t>
+      </w:r>
+    </w:p>
     <w:sectPr>
       <w:headerReference w:type="default" r:id="rId7"/>
       <w:footerReference w:type="default" r:id="rId8"/>

--- a/docs/Phase-2 BE.docx
+++ b/docs/Phase-2 BE.docx
@@ -2920,7 +2920,7 @@
           </w:tcPr>
           <w:p>
             <w:r>
-              <w:t>Done</w:t>
+              <w:t>Pending</w:t>
             </w:r>
           </w:p>
         </w:tc>

--- a/docs/Phase-2 BE.docx
+++ b/docs/Phase-2 BE.docx
@@ -2158,15 +2158,7 @@
           </w:tcPr>
           <w:p>
             <w:r>
-              <w:rPr>
-                <w:rFonts w:ascii="Arial" w:cs="Arial" w:eastAsia="Arial" w:hAnsi="Arial"/>
-                <w:b/>
-                <w:bCs/>
-                <w:color w:val="B45309"/>
-                <w:sz w:val="19"/>
-                <w:szCs w:val="19"/>
-              </w:rPr>
-              <w:t xml:space="preserve">Pending</w:t>
+              <w:t>Done</w:t>
             </w:r>
           </w:p>
         </w:tc>
@@ -2223,13 +2215,60 @@
             <w:r>
               <w:rPr>
                 <w:rFonts w:ascii="Arial" w:cs="Arial" w:eastAsia="Arial" w:hAnsi="Arial"/>
-                <w:i/>
-                <w:iCs/>
-                <w:color w:val="9AA3AD"/>
-                <w:sz w:val="19"/>
-                <w:szCs w:val="19"/>
-              </w:rPr>
-              <w:t xml:space="preserve">— to be filled —</w:t>
+                <w:sz w:val="19"/>
+                <w:szCs w:val="19"/>
+              </w:rPr>
+              <w:t xml:space="preserve">One new endpoint; everything else reused. POST /api/v1/ai/kyc/extract reads an Aadhaar/PAN photo and returns the fields for the user to confirm. It writes NOTHING to the DB and never sets kyc_status. Saving reuses the existing PATCH /auth/update-profile (already encrypts + stores the number); approval reuses the existing admin APPROVE/REJECT flow. Reason: this is a data-entry accelerator, not a new verification authority — the AI reads the card, a human confirms it, an admin decides.</w:t>
+            </w:r>
+          </w:p>
+          <w:p>
+            <w:r>
+              <w:rPr>
+                <w:rFonts w:ascii="Arial" w:cs="Arial" w:eastAsia="Arial" w:hAnsi="Arial"/>
+                <w:sz w:val="19"/>
+                <w:szCs w:val="19"/>
+              </w:rPr>
+              <w:t xml:space="preserve">Replicate vision, model chosen by measurement. gpt-5-mini (MODEL3), not gpt-5-nano: same card, 6 runs each — nano 4/6 fully correct with 1 malformed-JSON failure, mini 6/6 clean. A silently wrong digit on an ID costs far more than the price gap. run_replicate_model passes image_input through untouched, so zero integration-client change; gpt-5 needs max_completion_tokens (not the client default). One retry on malformed JSON. Fields normalised — spaces/hyphens stripped from the number, PAN/gender uppercased — because a spaced "9876 5432 1098" hashes differently and would silently defeat dedupe. Date rule pinned in the prompt (Indian DD/MM/YYYY; 12/04/1995 is 12 April, never 4 December) after the model flipped it once.</w:t>
+            </w:r>
+          </w:p>
+          <w:p>
+            <w:r>
+              <w:rPr>
+                <w:rFonts w:ascii="Arial" w:cs="Arial" w:eastAsia="Arial" w:hAnsi="Arial"/>
+                <w:sz w:val="19"/>
+                <w:szCs w:val="19"/>
+              </w:rPr>
+              <w:t xml:space="preserve">Private storage, no leakage. KYC images go to a separate PRIVATE Supabase bucket (railmind-kyc), reachable only via short-TTL signed URLs — the existing bucket is public. A Pillow pass downscales + re-encodes to JPEG, which also strips EXIF (a phone photo of an ID card carries GPS). No field value is ever logged. OCR failure surfaces as a real RM-KYC error (not a silent empty success), so the user knows to type the number in — deliberately unlike the advisor family, where a degraded result is safe to hide.</w:t>
+            </w:r>
+          </w:p>
+          <w:p>
+            <w:r>
+              <w:rPr>
+                <w:rFonts w:ascii="Arial" w:cs="Arial" w:eastAsia="Arial" w:hAnsi="Arial"/>
+                <w:sz w:val="19"/>
+                <w:szCs w:val="19"/>
+              </w:rPr>
+              <w:t xml:space="preserve">Fixed a dead dedupe check en route. Registration compared user_kyc.aadhaar_number == encrypt_kyc(input), but Fernet is randomised — the equality never matched, so RM-AUTH-006 ("KYC already linked to another account") never fired. Added deterministic aadhaar_hash/pan_hash (HMAC-SHA256, unique, indexed; migration c9e1a4b7d306, backfilled from the ciphertext) and switched dedupe to the hash columns. The confirm path now runs the same uniqueness guard, else the unique index would turn a duplicate submission into a 500 instead of a clean 409.</w:t>
+            </w:r>
+          </w:p>
+          <w:p>
+            <w:r>
+              <w:rPr>
+                <w:rFonts w:ascii="Arial" w:cs="Arial" w:eastAsia="Arial" w:hAnsi="Arial"/>
+                <w:sz w:val="19"/>
+                <w:szCs w:val="19"/>
+              </w:rPr>
+              <w:t xml:space="preserve">Admin can see the document. Added user_kyc.document_path (the confirmed image path), carried back on confirm via update-profile. Admin user-detail (GET /admin/users/{id}) now returns kyc_document_url — a ~10-min signed URL — so a reviewer eyeballs the card against the masked number before APPROVE/REJECT. Null when no image (typed by hand / legacy row). Known display quirk: type+masked show PAN-first when a user has both documents, while the URL is whichever was last confirmed.</w:t>
+            </w:r>
+          </w:p>
+          <w:p>
+            <w:r>
+              <w:rPr>
+                <w:rFonts w:ascii="Arial" w:cs="Arial" w:eastAsia="Arial" w:hAnsi="Arial"/>
+                <w:sz w:val="19"/>
+                <w:szCs w:val="19"/>
+              </w:rPr>
+              <w:t xml:space="preserve">Verified live on the local DB across all branches: clear Aadhaar/PAN, blurred + non-document -&gt; RM-KYC-005 (no guessed digits), PDF 415, &gt;5MB 413, rate limit 5/min -&gt; 429, bogus Replicate token, bucket-is-actually-private, EXIF stripped, zero log leakage, and the full extract -&gt; confirm -&gt; admin signed-URL round trip. FE docs shipped: docs/kyc-ocr-frontend.md + docs/admin-kyc-review-frontend.md. Pending: apply migration on prod + create the railmind-kyc private bucket on prod Supabase (local done); optional image-retention cleanup job. Out of scope by choice: format validation (Aadhaar Verhoeff / PAN regex) and any auto-verify — the AI must never move kyc_status on its own.</w:t>
             </w:r>
           </w:p>
         </w:tc>
